--- a/backend/data/corpus/DOC-20260511-290.docx
+++ b/backend/data/corpus/DOC-20260511-290.docx
@@ -319,7 +319,7 @@
         <w:rPr>
           <w:sz w:val="21"/>
         </w:rPr>
-        <w:t>&gt; A productive meeting outside the EEG suite, first one this quarter.</w:t>
+        <w:t>&gt; Asked about my travel schedule, since visits keep landing on the busiest clinic days.</w:t>
       </w:r>
     </w:p>
     <w:p>
@@ -335,15 +335,7 @@
         <w:rPr>
           <w:sz w:val="21"/>
         </w:rPr>
-        <w:t>&gt; The appeals process is handled by one person here, which came up as a general frustration.</w:t>
-      </w:r>
-    </w:p>
-    <w:p>
-      <w:r>
-        <w:rPr>
-          <w:sz w:val="21"/>
-        </w:rPr>
-        <w:t>&gt; Described how the pediatric-to-adult transfers is triaged now compared with before.</w:t>
+        <w:t>&gt; Closed there — nothing actionable this visit.</w:t>
       </w:r>
     </w:p>
     <w:p>
@@ -352,6 +344,14 @@
           <w:sz w:val="21"/>
         </w:rPr>
         <w:t>&gt; Brought up, unprompted, the gap between what these adolescent patients need and what the label permits.</w:t>
+      </w:r>
+    </w:p>
+    <w:p>
+      <w:r>
+        <w:rPr>
+          <w:sz w:val="21"/>
+        </w:rPr>
+        <w:t>&gt; Titration scheduling is handled by nursing staff, which practice finds workable.</w:t>
       </w:r>
     </w:p>
     <w:p>
@@ -375,7 +375,7 @@
         <w:rPr>
           <w:sz w:val="21"/>
         </w:rPr>
-        <w:t>&gt; Caught twenty-minute window between clinic blocks between pts.</w:t>
+        <w:t>&gt; Talked through refractory group in general terms, without any specific case.</w:t>
       </w:r>
     </w:p>
     <w:p>
@@ -383,7 +383,7 @@
         <w:rPr>
           <w:sz w:val="21"/>
         </w:rPr>
-        <w:t>&gt; Talked through the pediatric-to-adult transfers in general terms, without any specific case.</w:t>
+        <w:t>&gt; Described a preference for slower titration in general, unrelated to any particular pt.</w:t>
       </w:r>
     </w:p>
     <w:p>
@@ -392,14 +392,6 @@
           <w:sz w:val="21"/>
         </w:rPr>
         <w:t>&gt; Explained that how the medication list in patients over 65 makes the whole decision feel heavier.</w:t>
-      </w:r>
-    </w:p>
-    <w:p>
-      <w:r>
-        <w:rPr>
-          <w:sz w:val="21"/>
-        </w:rPr>
-        <w:t>&gt; Noted that appeals process varies by payer and that this is not specific to any one product.</w:t>
       </w:r>
     </w:p>
     <w:p>
@@ -423,7 +415,7 @@
         <w:rPr>
           <w:sz w:val="21"/>
         </w:rPr>
-        <w:t>&gt; The referral intake process is being piloted this quarter, and that took up the first part of the conversation.</w:t>
+        <w:t>&gt; A brief visit by the scheduling desk; the schedule was tight.</w:t>
       </w:r>
     </w:p>
     <w:p>
@@ -431,7 +423,7 @@
         <w:rPr>
           <w:sz w:val="21"/>
         </w:rPr>
-        <w:t>&gt; Raised waiting for a pharmacist to clear the full medication list in patients over 65.</w:t>
+        <w:t>&gt; Referral patterns into this clinic have changed, and the older half of the panel is a bigger share than it was.</w:t>
       </w:r>
     </w:p>
     <w:p>
@@ -439,7 +431,7 @@
         <w:rPr>
           <w:sz w:val="21"/>
         </w:rPr>
-        <w:t>&gt; Referenced case series someone forwarded in passing.</w:t>
+        <w:t>&gt; Titration habits came up in general terms; no specifics were discussed and none were offered.</w:t>
       </w:r>
     </w:p>
     <w:p>
@@ -455,7 +447,7 @@
         <w:rPr>
           <w:sz w:val="21"/>
         </w:rPr>
-        <w:t>&gt; Closed there — no specific request.</w:t>
+        <w:t>&gt; Raised waiting for a pharmacist to clear the full medication list in patients over 65.</w:t>
       </w:r>
     </w:p>
     <w:p>
@@ -479,7 +471,15 @@
         <w:rPr>
           <w:sz w:val="21"/>
         </w:rPr>
-        <w:t>&gt; Stopped by in the corridor for rushed convo.</w:t>
+        <w:t>&gt; A clipped meeting over a quick coffee, first one this quarter.</w:t>
+      </w:r>
+    </w:p>
+    <w:p>
+      <w:r>
+        <w:rPr>
+          <w:sz w:val="21"/>
+        </w:rPr>
+        <w:t>&gt; Said the hardest conversations in clinic are about a 17-year-old whose regimen is clearly failing while the approved options are exhausted.</w:t>
       </w:r>
     </w:p>
     <w:p>
@@ -495,15 +495,7 @@
         <w:rPr>
           <w:sz w:val="21"/>
         </w:rPr>
-        <w:t>&gt; Said the hardest conversations in clinic are about a 17-year-old whose regimen is clearly failing while the approved options are exhausted.</w:t>
-      </w:r>
-    </w:p>
-    <w:p>
-      <w:r>
-        <w:rPr>
-          <w:sz w:val="21"/>
-        </w:rPr>
-        <w:t>&gt; Agreed to reconnect at following quarter; nothing that needed f/u.</w:t>
+        <w:t>&gt; Described a preference for slower titration in general, unrelated to any particular pt.</w:t>
       </w:r>
     </w:p>
     <w:p>
@@ -527,7 +519,7 @@
         <w:rPr>
           <w:sz w:val="21"/>
         </w:rPr>
-        <w:t>&gt; Stopped by over a quick coffee for a full convo.</w:t>
+        <w:t>&gt; Titration scheduling is handled by nursing staff, which practice finds workable.</w:t>
       </w:r>
     </w:p>
     <w:p>
@@ -551,7 +543,7 @@
         <w:rPr>
           <w:sz w:val="21"/>
         </w:rPr>
-        <w:t>&gt; The referral intake process went live without much warning, and that took up first part of conversation.</w:t>
+        <w:t>&gt; Coverage paperwork has improved somewhat, which came up as a general frustration.</w:t>
       </w:r>
     </w:p>
     <w:p>
@@ -575,7 +567,15 @@
         <w:rPr>
           <w:sz w:val="21"/>
         </w:rPr>
-        <w:t>&gt; Most of the discussion was about the new charting templates, which is being piloted this quarter.</w:t>
+        <w:t>&gt; A brief meeting outside EEG suite, first one this quarter.</w:t>
+      </w:r>
+    </w:p>
+    <w:p>
+      <w:r>
+        <w:rPr>
+          <w:sz w:val="21"/>
+        </w:rPr>
+        <w:t>&gt; The new charting templates changed again last month, and that took up the first part of the conversation.</w:t>
       </w:r>
     </w:p>
     <w:p>
@@ -584,14 +584,6 @@
           <w:sz w:val="21"/>
         </w:rPr>
         <w:t>&gt; Spent the last part of the visit on patients with generalized tonic-clonic seizures who cycle through the same medications with the same result.</w:t>
-      </w:r>
-    </w:p>
-    <w:p>
-      <w:r>
-        <w:rPr>
-          <w:sz w:val="21"/>
-        </w:rPr>
-        <w:t>&gt; Benefit verification is the step that most often delays start here.</w:t>
       </w:r>
     </w:p>
     <w:p>
